--- a/AnomalyGuard/Documents/2210991759_KartikSharma.docx
+++ b/AnomalyGuard/Documents/2210991759_KartikSharma.docx
@@ -366,15 +366,63 @@
             <w:pPr>
               <w:spacing w:after="40"/>
               <w:jc w:val="both"/>
-            </w:pPr>
-            <w:r>
               <w:rPr>
                 <w:b/>
                 <w:bCs/>
                 <w:sz w:val="22"/>
                 <w:szCs w:val="22"/>
               </w:rPr>
-              <w:t xml:space="preserve">                                               Shikha Tuteja </w:t>
+            </w:pPr>
+          </w:p>
+          <w:p>
+            <w:pPr>
+              <w:spacing w:after="40"/>
+              <w:jc w:val="both"/>
+            </w:pPr>
+            <w:r>
+              <w:rPr>
+                <w:b/>
+                <w:bCs/>
+                <w:sz w:val="22"/>
+                <w:szCs w:val="22"/>
+              </w:rPr>
+              <w:t xml:space="preserve">                                             </w:t>
+            </w:r>
+            <w:r>
+              <w:rPr>
+                <w:b/>
+                <w:bCs/>
+                <w:sz w:val="22"/>
+                <w:szCs w:val="22"/>
+              </w:rPr>
+              <w:t xml:space="preserve"> </w:t>
+            </w:r>
+            <w:r>
+              <w:rPr>
+                <w:b/>
+                <w:bCs/>
+                <w:sz w:val="22"/>
+                <w:szCs w:val="22"/>
+              </w:rPr>
+              <w:t>Shikha Tuteja</w:t>
+            </w:r>
+            <w:r>
+              <w:rPr>
+                <w:b/>
+                <w:bCs/>
+                <w:sz w:val="22"/>
+                <w:szCs w:val="22"/>
+              </w:rPr>
+              <w:t>*</w:t>
+            </w:r>
+            <w:r>
+              <w:rPr>
+                <w:b/>
+                <w:bCs/>
+                <w:sz w:val="22"/>
+                <w:szCs w:val="22"/>
+              </w:rPr>
+              <w:t xml:space="preserve"> </w:t>
             </w:r>
           </w:p>
           <w:p>
@@ -437,6 +485,38 @@
             <w:pPr>
               <w:jc w:val="both"/>
             </w:pPr>
+            <w:r>
+              <w:t xml:space="preserve">                                           </w:t>
+            </w:r>
+            <w:r>
+              <w:t xml:space="preserve">  </w:t>
+            </w:r>
+            <w:r>
+              <w:t>*Corresponding Author</w:t>
+            </w:r>
+          </w:p>
+        </w:tc>
+      </w:tr>
+      <w:tr>
+        <w:trPr>
+          <w:jc w:val="center"/>
+        </w:trPr>
+        <w:tc>
+          <w:tcPr>
+            <w:tcW w:w="6628" w:type="dxa"/>
+            <w:gridSpan w:val="2"/>
+          </w:tcPr>
+          <w:p>
+            <w:pPr>
+              <w:spacing w:after="40"/>
+              <w:jc w:val="both"/>
+              <w:rPr>
+                <w:b/>
+                <w:bCs/>
+                <w:sz w:val="22"/>
+                <w:szCs w:val="22"/>
+              </w:rPr>
+            </w:pPr>
           </w:p>
         </w:tc>
       </w:tr>
@@ -636,13 +716,13 @@
         <w:t xml:space="preserve"> </w:t>
       </w:r>
       <w:r>
-        <w:t xml:space="preserve">Techniques such as phishing, SIM swapping, and session hijacking are rendering two-factor authentication, in particular SMS-based 2FA, less secure and even a false sense of security. </w:t>
-      </w:r>
-      <w:r>
-        <w:t xml:space="preserve">Almost half of last year's breaches was the result of account takeovers or </w:t>
-      </w:r>
-      <w:r>
-        <w:t>credential stuffing according to Verizon's 2023 Data Breach Report.</w:t>
+        <w:t xml:space="preserve">Techniques such as phishing, SIM swapping, and session hijacking are rendering two-factor authentication, in particular SMS-based 2FA, less </w:t>
+      </w:r>
+      <w:r>
+        <w:t xml:space="preserve">secure and even a false sense of security. </w:t>
+      </w:r>
+      <w:r>
+        <w:t>Almost half of last year's breaches was the result of account takeovers or credential stuffing according to Verizon's 2023 Data Breach Report.</w:t>
       </w:r>
       <w:r>
         <w:t xml:space="preserve"> These can detect obvious threats such as known malware signatures and network attack vectors however do not perform as well when it comes to novel or intelligent attacks. Similarly, with user </w:t>
@@ -693,11 +773,11 @@
       </w:r>
       <w:proofErr w:type="spellEnd"/>
       <w:r>
-        <w:t xml:space="preserve"> detection algorithms, (3) Scalable, real-time authentication and alert module, and (4) Anomaly detection engine that returned a 100% recall and 85.7% F1 score after being tested with 1000 login events (which is more than rule based systems). The organization of this paper is as </w:t>
+        <w:t xml:space="preserve"> detection algorithms, (3) Scalable, real-time authentication </w:t>
       </w:r>
       <w:r>
         <w:lastRenderedPageBreak/>
-        <w:t>follows. Section II is related work. Section III outlines the system architecture</w:t>
+        <w:t>and alert module, and (4) Anomaly detection engine that returned a 100% recall and 85.7% F1 score after being tested with 1000 login events (which is more than rule based systems). The organization of this paper is as follows. Section II is related work. Section III outlines the system architecture</w:t>
       </w:r>
     </w:p>
     <w:p>
@@ -949,14 +1029,26 @@
         <w:spacing w:before="180" w:after="60"/>
         <w:ind w:firstLine="360"/>
         <w:jc w:val="both"/>
-      </w:pPr>
-      <w:r>
         <w:rPr>
           <w:b/>
           <w:bCs/>
           <w:sz w:val="22"/>
           <w:szCs w:val="22"/>
         </w:rPr>
+      </w:pPr>
+    </w:p>
+    <w:p>
+      <w:pPr>
+        <w:spacing w:before="180" w:after="60"/>
+        <w:jc w:val="both"/>
+      </w:pPr>
+      <w:r>
+        <w:rPr>
+          <w:b/>
+          <w:bCs/>
+          <w:sz w:val="22"/>
+          <w:szCs w:val="22"/>
+        </w:rPr>
         <w:t>III. SYSTEM ARCHITECTURE AND DESIGN</w:t>
       </w:r>
     </w:p>
@@ -967,10 +1059,7 @@
         <w:jc w:val="both"/>
       </w:pPr>
       <w:r>
-        <w:t xml:space="preserve">The system was architected in a three tier MVC approach to allow for easy maintenance and scaling-this separated our data, our business logic and our user </w:t>
-      </w:r>
-      <w:r>
-        <w:t xml:space="preserve">interface. We then created a React.js dashboard frontend; a Node.js Express backend with MVC components; and a Python Flask micro-service to run our ML inference from. The database is backed by MongoDB and Redis is used for both caching and performing asynchronous tasks. A </w:t>
+        <w:t xml:space="preserve">The system was architected in a three tier MVC approach to allow for easy maintenance and scaling-this separated our data, our business logic and our user interface. We then created a React.js dashboard frontend; a Node.js Express backend with MVC components; and a Python Flask micro-service to run our ML inference from. The database is backed by MongoDB and Redis is used for both caching and performing asynchronous tasks. A </w:t>
       </w:r>
       <w:proofErr w:type="gramStart"/>
       <w:r>
@@ -1239,14 +1328,14 @@
         <w:rPr>
           <w:rFonts w:eastAsia="Gungsuh"/>
         </w:rPr>
-        <w:t xml:space="preserve"> the following will happen. In case of low-level violations (-0.15 to -0.40) a sleeping risk will be raised and the system will request a second authentication factor when another sensitive action takes place. In case of high severity violations (below -0.40), a new session will be terminated, the user will get a push notification on its cell phone in real-time (via (WebSocket) the security email with fix-link will be sent, </w:t>
+        <w:t xml:space="preserve"> the following will happen. In case of low-level violations (-0.15 to -0.40) a sleeping risk will be raised and the system will request a </w:t>
       </w:r>
       <w:r>
         <w:rPr>
           <w:rFonts w:eastAsia="Gungsuh"/>
         </w:rPr>
         <w:lastRenderedPageBreak/>
-        <w:t>and the alert record is also generated to review. Sessions are killed immediately as part of the authentication response.</w:t>
+        <w:t>second authentication factor when another sensitive action takes place. In case of high severity violations (below -0.40), a new session will be terminated, the user will get a push notification on its cell phone in real-time (via (WebSocket) the security email with fix-link will be sent, and the alert record is also generated to review. Sessions are killed immediately as part of the authentication response.</w:t>
       </w:r>
     </w:p>
     <w:p>
@@ -1690,6 +1779,13 @@
                 <w:sz w:val="18"/>
                 <w:szCs w:val="18"/>
               </w:rPr>
+              <w:t xml:space="preserve"> </w:t>
+            </w:r>
+            <w:r>
+              <w:rPr>
+                <w:sz w:val="18"/>
+                <w:szCs w:val="18"/>
+              </w:rPr>
               <w:t>7.0</w:t>
             </w:r>
           </w:p>
@@ -1764,6 +1860,13 @@
                 <w:sz w:val="18"/>
                 <w:szCs w:val="18"/>
               </w:rPr>
+              <w:t xml:space="preserve"> </w:t>
+            </w:r>
+            <w:r>
+              <w:rPr>
+                <w:sz w:val="18"/>
+                <w:szCs w:val="18"/>
+              </w:rPr>
               <w:t>1.3</w:t>
             </w:r>
           </w:p>
@@ -1802,7 +1905,7 @@
                 <w:sz w:val="18"/>
                 <w:szCs w:val="18"/>
               </w:rPr>
-              <w:t xml:space="preserve">     Auth</w:t>
+              <w:t>Auth</w:t>
             </w:r>
           </w:p>
         </w:tc>
@@ -1833,6 +1936,13 @@
               <w:spacing w:before="20" w:after="20"/>
               <w:jc w:val="both"/>
             </w:pPr>
+            <w:r>
+              <w:rPr>
+                <w:sz w:val="18"/>
+                <w:szCs w:val="18"/>
+              </w:rPr>
+              <w:t xml:space="preserve"> </w:t>
+            </w:r>
             <w:r>
               <w:rPr>
                 <w:sz w:val="18"/>
@@ -1871,13 +1981,6 @@
               <w:spacing w:before="20" w:after="20"/>
               <w:jc w:val="both"/>
             </w:pPr>
-            <w:r>
-              <w:rPr>
-                <w:sz w:val="18"/>
-                <w:szCs w:val="18"/>
-              </w:rPr>
-              <w:t xml:space="preserve">    </w:t>
-            </w:r>
             <w:proofErr w:type="spellStart"/>
             <w:r>
               <w:rPr>
@@ -1925,6 +2028,13 @@
               <w:spacing w:before="20" w:after="20"/>
               <w:jc w:val="both"/>
             </w:pPr>
+            <w:r>
+              <w:rPr>
+                <w:sz w:val="18"/>
+                <w:szCs w:val="18"/>
+              </w:rPr>
+              <w:t xml:space="preserve"> </w:t>
+            </w:r>
             <w:r>
               <w:rPr>
                 <w:sz w:val="18"/>
@@ -2118,7 +2228,10 @@
       </w:r>
       <w:proofErr w:type="spellEnd"/>
       <w:r>
-        <w:t>)=2^(\frac{E[h(x)]}{c(n)}) where E[h(x)] is the average path length over all trees and c(n) is the normalization factor</w:t>
+        <w:t xml:space="preserve">)=2^(\frac{E[h(x)]}{c(n)}) where E[h(x)] is the </w:t>
+      </w:r>
+      <w:r>
+        <w:t>average path length over all trees and c(n) is the normalization factor</w:t>
       </w:r>
       <w:r>
         <w:rPr>
@@ -2150,13 +2263,7 @@
         <w:rPr>
           <w:rFonts w:eastAsia="Gungsuh"/>
         </w:rPr>
-        <w:t xml:space="preserve">Standard observations. Standard observations suppose 5% </w:t>
-      </w:r>
-      <w:r>
-        <w:rPr>
-          <w:rFonts w:eastAsia="Gungsuh"/>
-        </w:rPr>
-        <w:t>outliers (controlled by parameter contamination). It can be adapted by admins, if they consider that there are too many false positives when using "shadow mode".</w:t>
+        <w:t>Standard observations. Standard observations suppose 5% outliers (controlled by parameter contamination). It can be adapted by admins, if they consider that there are too many false positives when using "shadow mode".</w:t>
       </w:r>
     </w:p>
     <w:p>
@@ -2310,7 +2417,7 @@
       <w:tblPr>
         <w:tblStyle w:val="a1"/>
         <w:tblpPr w:leftFromText="180" w:rightFromText="180" w:vertAnchor="text" w:horzAnchor="page" w:tblpX="6481" w:tblpY="166"/>
-        <w:tblW w:w="5388" w:type="dxa"/>
+        <w:tblW w:w="5000" w:type="pct"/>
         <w:tblInd w:w="0" w:type="dxa"/>
         <w:tblBorders>
           <w:top w:val="single" w:sz="4" w:space="0" w:color="auto"/>
@@ -2320,18 +2427,17 @@
           <w:insideH w:val="single" w:sz="4" w:space="0" w:color="auto"/>
           <w:insideV w:val="single" w:sz="4" w:space="0" w:color="auto"/>
         </w:tblBorders>
-        <w:tblLayout w:type="fixed"/>
         <w:tblLook w:val="0000" w:firstRow="0" w:lastRow="0" w:firstColumn="0" w:lastColumn="0" w:noHBand="0" w:noVBand="0"/>
       </w:tblPr>
       <w:tblGrid>
-        <w:gridCol w:w="1721"/>
-        <w:gridCol w:w="56"/>
-        <w:gridCol w:w="129"/>
-        <w:gridCol w:w="56"/>
-        <w:gridCol w:w="1546"/>
-        <w:gridCol w:w="769"/>
-        <w:gridCol w:w="603"/>
-        <w:gridCol w:w="508"/>
+        <w:gridCol w:w="1519"/>
+        <w:gridCol w:w="49"/>
+        <w:gridCol w:w="114"/>
+        <w:gridCol w:w="26"/>
+        <w:gridCol w:w="1172"/>
+        <w:gridCol w:w="730"/>
+        <w:gridCol w:w="575"/>
+        <w:gridCol w:w="485"/>
       </w:tblGrid>
       <w:tr>
         <w:trPr>
@@ -2339,7 +2445,7 @@
         </w:trPr>
         <w:tc>
           <w:tcPr>
-            <w:tcW w:w="1721" w:type="dxa"/>
+            <w:tcW w:w="1597" w:type="pct"/>
           </w:tcPr>
           <w:p>
             <w:pPr>
@@ -2359,7 +2465,7 @@
         </w:tc>
         <w:tc>
           <w:tcPr>
-            <w:tcW w:w="56" w:type="dxa"/>
+            <w:tcW w:w="52" w:type="pct"/>
           </w:tcPr>
           <w:p>
             <w:pPr>
@@ -2376,7 +2482,7 @@
         </w:tc>
         <w:tc>
           <w:tcPr>
-            <w:tcW w:w="1731" w:type="dxa"/>
+            <w:tcW w:w="1606" w:type="pct"/>
             <w:gridSpan w:val="3"/>
           </w:tcPr>
           <w:p>
@@ -2406,7 +2512,7 @@
         </w:tc>
         <w:tc>
           <w:tcPr>
-            <w:tcW w:w="769" w:type="dxa"/>
+            <w:tcW w:w="714" w:type="pct"/>
           </w:tcPr>
           <w:p>
             <w:pPr>
@@ -2426,7 +2532,7 @@
         </w:tc>
         <w:tc>
           <w:tcPr>
-            <w:tcW w:w="603" w:type="dxa"/>
+            <w:tcW w:w="560" w:type="pct"/>
           </w:tcPr>
           <w:p>
             <w:pPr>
@@ -2446,7 +2552,7 @@
         </w:tc>
         <w:tc>
           <w:tcPr>
-            <w:tcW w:w="508" w:type="dxa"/>
+            <w:tcW w:w="471" w:type="pct"/>
           </w:tcPr>
           <w:p>
             <w:pPr>
@@ -2471,7 +2577,7 @@
         </w:trPr>
         <w:tc>
           <w:tcPr>
-            <w:tcW w:w="1906" w:type="dxa"/>
+            <w:tcW w:w="1769" w:type="pct"/>
             <w:gridSpan w:val="3"/>
           </w:tcPr>
           <w:p>
@@ -2490,7 +2596,7 @@
         </w:tc>
         <w:tc>
           <w:tcPr>
-            <w:tcW w:w="56" w:type="dxa"/>
+            <w:tcW w:w="52" w:type="pct"/>
           </w:tcPr>
           <w:p>
             <w:pPr>
@@ -2505,7 +2611,7 @@
         </w:tc>
         <w:tc>
           <w:tcPr>
-            <w:tcW w:w="1546" w:type="dxa"/>
+            <w:tcW w:w="1435" w:type="pct"/>
           </w:tcPr>
           <w:p>
             <w:pPr>
@@ -2530,7 +2636,7 @@
         </w:tc>
         <w:tc>
           <w:tcPr>
-            <w:tcW w:w="769" w:type="dxa"/>
+            <w:tcW w:w="714" w:type="pct"/>
           </w:tcPr>
           <w:p>
             <w:pPr>
@@ -2548,7 +2654,7 @@
         </w:tc>
         <w:tc>
           <w:tcPr>
-            <w:tcW w:w="603" w:type="dxa"/>
+            <w:tcW w:w="560" w:type="pct"/>
           </w:tcPr>
           <w:p>
             <w:pPr>
@@ -2566,7 +2672,7 @@
         </w:tc>
         <w:tc>
           <w:tcPr>
-            <w:tcW w:w="508" w:type="dxa"/>
+            <w:tcW w:w="471" w:type="pct"/>
           </w:tcPr>
           <w:p>
             <w:pPr>
@@ -2589,7 +2695,7 @@
         </w:trPr>
         <w:tc>
           <w:tcPr>
-            <w:tcW w:w="1906" w:type="dxa"/>
+            <w:tcW w:w="1769" w:type="pct"/>
             <w:gridSpan w:val="3"/>
           </w:tcPr>
           <w:p>
@@ -2608,7 +2714,7 @@
         </w:tc>
         <w:tc>
           <w:tcPr>
-            <w:tcW w:w="56" w:type="dxa"/>
+            <w:tcW w:w="52" w:type="pct"/>
           </w:tcPr>
           <w:p>
             <w:pPr>
@@ -2623,7 +2729,7 @@
         </w:tc>
         <w:tc>
           <w:tcPr>
-            <w:tcW w:w="1546" w:type="dxa"/>
+            <w:tcW w:w="1435" w:type="pct"/>
           </w:tcPr>
           <w:p>
             <w:pPr>
@@ -2648,7 +2754,7 @@
         </w:tc>
         <w:tc>
           <w:tcPr>
-            <w:tcW w:w="769" w:type="dxa"/>
+            <w:tcW w:w="714" w:type="pct"/>
           </w:tcPr>
           <w:p>
             <w:pPr>
@@ -2666,7 +2772,7 @@
         </w:tc>
         <w:tc>
           <w:tcPr>
-            <w:tcW w:w="603" w:type="dxa"/>
+            <w:tcW w:w="560" w:type="pct"/>
           </w:tcPr>
           <w:p>
             <w:pPr>
@@ -2684,7 +2790,7 @@
         </w:tc>
         <w:tc>
           <w:tcPr>
-            <w:tcW w:w="508" w:type="dxa"/>
+            <w:tcW w:w="471" w:type="pct"/>
           </w:tcPr>
           <w:p>
             <w:pPr>
@@ -2707,7 +2813,7 @@
         </w:trPr>
         <w:tc>
           <w:tcPr>
-            <w:tcW w:w="1906" w:type="dxa"/>
+            <w:tcW w:w="1769" w:type="pct"/>
             <w:gridSpan w:val="3"/>
           </w:tcPr>
           <w:p>
@@ -2715,18 +2821,36 @@
               <w:spacing w:before="20" w:after="20"/>
               <w:jc w:val="both"/>
             </w:pPr>
-            <w:r>
-              <w:rPr>
-                <w:sz w:val="18"/>
-                <w:szCs w:val="18"/>
-              </w:rPr>
-              <w:t>Proposed (IF+K-Means)</w:t>
-            </w:r>
-          </w:p>
-        </w:tc>
-        <w:tc>
-          <w:tcPr>
-            <w:tcW w:w="56" w:type="dxa"/>
+            <w:proofErr w:type="gramStart"/>
+            <w:r>
+              <w:rPr>
+                <w:sz w:val="18"/>
+                <w:szCs w:val="18"/>
+              </w:rPr>
+              <w:t>Proposed(</w:t>
+            </w:r>
+            <w:proofErr w:type="spellStart"/>
+            <w:proofErr w:type="gramEnd"/>
+            <w:r>
+              <w:rPr>
+                <w:sz w:val="18"/>
+                <w:szCs w:val="18"/>
+              </w:rPr>
+              <w:t>IF+KMeans</w:t>
+            </w:r>
+            <w:proofErr w:type="spellEnd"/>
+            <w:r>
+              <w:rPr>
+                <w:sz w:val="18"/>
+                <w:szCs w:val="18"/>
+              </w:rPr>
+              <w:t>)</w:t>
+            </w:r>
+          </w:p>
+        </w:tc>
+        <w:tc>
+          <w:tcPr>
+            <w:tcW w:w="52" w:type="pct"/>
           </w:tcPr>
           <w:p>
             <w:pPr>
@@ -2741,7 +2865,7 @@
         </w:tc>
         <w:tc>
           <w:tcPr>
-            <w:tcW w:w="1546" w:type="dxa"/>
+            <w:tcW w:w="1435" w:type="pct"/>
           </w:tcPr>
           <w:p>
             <w:pPr>
@@ -2766,7 +2890,7 @@
         </w:tc>
         <w:tc>
           <w:tcPr>
-            <w:tcW w:w="769" w:type="dxa"/>
+            <w:tcW w:w="714" w:type="pct"/>
           </w:tcPr>
           <w:p>
             <w:pPr>
@@ -2784,7 +2908,7 @@
         </w:tc>
         <w:tc>
           <w:tcPr>
-            <w:tcW w:w="603" w:type="dxa"/>
+            <w:tcW w:w="560" w:type="pct"/>
           </w:tcPr>
           <w:p>
             <w:pPr>
@@ -2802,7 +2926,7 @@
         </w:tc>
         <w:tc>
           <w:tcPr>
-            <w:tcW w:w="508" w:type="dxa"/>
+            <w:tcW w:w="471" w:type="pct"/>
           </w:tcPr>
           <w:p>
             <w:pPr>
@@ -2835,6 +2959,20 @@
       <w:r>
         <w:t>The system got 80.0% accuracy, 75.0% precision, 100.0% recall and 85.7% F1 score over the test set (the portion of data we didn't look at). 100% recall is obviously the most important thing about the result, since it means that no real anomaly login attack made it through-no negative cases, i.e. Every legitimate anomaly login was correctly detected as anomalous. The ensemble approach is thus correctly making sure that threats are not missed, over precision, which is the correct decision in an authentication scenario.</w:t>
       </w:r>
+    </w:p>
+    <w:p>
+      <w:pPr>
+        <w:spacing w:after="120"/>
+        <w:ind w:firstLine="360"/>
+        <w:jc w:val="both"/>
+      </w:pPr>
+    </w:p>
+    <w:p>
+      <w:pPr>
+        <w:spacing w:after="120"/>
+        <w:ind w:firstLine="360"/>
+        <w:jc w:val="both"/>
+      </w:pPr>
     </w:p>
     <w:p>
       <w:pPr>
@@ -2848,6 +2986,7 @@
           <w:i/>
           <w:iCs/>
         </w:rPr>
+        <w:lastRenderedPageBreak/>
         <w:t xml:space="preserve"> B. Feature Importance Analysis</w:t>
       </w:r>
     </w:p>
@@ -2872,11 +3011,7 @@
         <w:t xml:space="preserve">signal. </w:t>
       </w:r>
       <w:r>
-        <w:t xml:space="preserve">Familiarity with the device and IP address are the most </w:t>
-      </w:r>
-      <w:r>
-        <w:lastRenderedPageBreak/>
-        <w:t>discriminative factors while geographic and temporal characteristics serve as the main fallback support for the account takeover scenario.</w:t>
+        <w:t>Familiarity with the device and IP address are the most discriminative factors while geographic and temporal characteristics serve as the main fallback support for the account takeover scenario.</w:t>
       </w:r>
     </w:p>
     <w:p>
@@ -3019,8 +3154,8 @@
           <w:noProof/>
         </w:rPr>
         <w:drawing>
-          <wp:inline distT="0" distB="0" distL="0" distR="0" wp14:anchorId="0688B35E" wp14:editId="23BA9CD0">
-            <wp:extent cx="3032855" cy="2655653"/>
+          <wp:inline distT="0" distB="0" distL="0" distR="0" wp14:anchorId="0688B35E" wp14:editId="17E2998F">
+            <wp:extent cx="2978150" cy="2655570"/>
             <wp:effectExtent l="0" t="0" r="0" b="0"/>
             <wp:docPr id="3" name="image1.png"/>
             <wp:cNvGraphicFramePr>
@@ -3049,7 +3184,7 @@
                   <pic:spPr>
                     <a:xfrm>
                       <a:off x="0" y="0"/>
-                      <a:ext cx="3032855" cy="2655653"/>
+                      <a:ext cx="2978245" cy="2655655"/>
                     </a:xfrm>
                     <a:prstGeom prst="rect">
                       <a:avLst/>
@@ -3062,30 +3197,6 @@
           </wp:inline>
         </w:drawing>
       </w:r>
-    </w:p>
-    <w:p>
-      <w:pPr>
-        <w:spacing w:before="40" w:after="120" w:line="220" w:lineRule="auto"/>
-        <w:jc w:val="both"/>
-        <w:rPr>
-          <w:b/>
-          <w:bCs/>
-          <w:sz w:val="18"/>
-          <w:szCs w:val="18"/>
-        </w:rPr>
-      </w:pPr>
-    </w:p>
-    <w:p>
-      <w:pPr>
-        <w:spacing w:before="40" w:after="120" w:line="220" w:lineRule="auto"/>
-        <w:jc w:val="both"/>
-        <w:rPr>
-          <w:b/>
-          <w:bCs/>
-          <w:sz w:val="18"/>
-          <w:szCs w:val="18"/>
-        </w:rPr>
-      </w:pPr>
     </w:p>
     <w:p>
       <w:pPr>
@@ -3230,7 +3341,11 @@
       </w:r>
       <w:proofErr w:type="spellEnd"/>
       <w:r>
-        <w:t xml:space="preserve"> profile catches attacks more efficiently than a single metric or rule-based system. The addition of K-Means to the Isolation Forest has revealed an attack which was not caught when simply using one profile and indicates that if it was a particularly sophisticated credential stuffing attack involving residential proxies it would have evaded this profile. Our 25% FP (100/700) indicates that we value detection (recall) above all else and are willing to cause users more inconvenience with extra MFA requests. This is suitable as in a security system failing to catch an attack is much worse than a few extra logins. However, this will be addressed, specifically during genuine travel, whereby a "travel mode" will be available, allowing the user to minimise any FP occurring</w:t>
+        <w:t xml:space="preserve"> profile catches attacks more efficiently than a single metric or rule-based system. The addition of K-Means to the Isolation Forest has revealed an attack which was not caught when simply using one profile and indicates that if it was a particularly sophisticated credential stuffing attack involving residential proxies it would have evaded this profile. Our 25% FP (100/700) indicates that we value detection (recall) above all else and are willing to cause users more inconvenience with extra MFA requests. This is suitable as in a security system </w:t>
+      </w:r>
+      <w:r>
+        <w:lastRenderedPageBreak/>
+        <w:t>failing to catch an attack is much worse than a few extra logins. However, this will be addressed, specifically during genuine travel, whereby a "travel mode" will be available, allowing the user to minimise any FP occurring</w:t>
       </w:r>
     </w:p>
     <w:p>
@@ -3289,11 +3404,7 @@
       </w:r>
       <w:proofErr w:type="gramEnd"/>
       <w:r>
-        <w:t xml:space="preserve">. In future work, we </w:t>
-      </w:r>
-      <w:r>
-        <w:lastRenderedPageBreak/>
-        <w:t xml:space="preserve">will investigate federated learning as a means to allow organizations to share </w:t>
+        <w:t xml:space="preserve">. In future work, we will investigate federated learning as a means to allow organizations to share </w:t>
       </w:r>
       <w:proofErr w:type="spellStart"/>
       <w:r>
@@ -5160,7 +5271,6 @@
   <w:style w:type="character" w:default="1" w:styleId="DefaultParagraphFont">
     <w:name w:val="Default Paragraph Font"/>
     <w:uiPriority w:val="1"/>
-    <w:semiHidden/>
     <w:unhideWhenUsed/>
   </w:style>
   <w:style w:type="table" w:default="1" w:styleId="TableNormal">
@@ -5350,6 +5460,29 @@
     <w:rPr>
       <w:color w:val="800080" w:themeColor="followedHyperlink"/>
       <w:u w:val="single"/>
+    </w:rPr>
+  </w:style>
+  <w:style w:type="paragraph" w:styleId="HTMLPreformatted">
+    <w:name w:val="HTML Preformatted"/>
+    <w:basedOn w:val="Normal"/>
+    <w:link w:val="HTMLPreformattedChar"/>
+    <w:uiPriority w:val="99"/>
+    <w:semiHidden/>
+    <w:unhideWhenUsed/>
+    <w:rsid w:val="00101D53"/>
+    <w:rPr>
+      <w:rFonts w:ascii="Consolas" w:hAnsi="Consolas"/>
+    </w:rPr>
+  </w:style>
+  <w:style w:type="character" w:customStyle="1" w:styleId="HTMLPreformattedChar">
+    <w:name w:val="HTML Preformatted Char"/>
+    <w:basedOn w:val="DefaultParagraphFont"/>
+    <w:link w:val="HTMLPreformatted"/>
+    <w:uiPriority w:val="99"/>
+    <w:semiHidden/>
+    <w:rsid w:val="00101D53"/>
+    <w:rPr>
+      <w:rFonts w:ascii="Consolas" w:hAnsi="Consolas"/>
     </w:rPr>
   </w:style>
 </w:styles>
